--- a/3DRPGゲーム仕様書.docx
+++ b/3DRPGゲーム仕様書.docx
@@ -114,15 +114,7 @@
         </w:numPr>
       </w:pPr>
       <w:r>
-        <w:t>各エリア入口でマップ</w:t>
-      </w:r>
-      <w:proofErr w:type="gramStart"/>
-      <w:r>
-        <w:t>切替</w:t>
-      </w:r>
-      <w:proofErr w:type="gramEnd"/>
-      <w:r>
-        <w:t xml:space="preserve"> </w:t>
+        <w:t xml:space="preserve">各エリア入口でマップ切替 </w:t>
       </w:r>
     </w:p>
     <w:p>
@@ -901,13 +893,51 @@
       </w:r>
     </w:p>
     <w:p>
-      <w:r>
+      <w:pPr>
         <w:rPr>
           <w:b/>
           <w:bCs/>
         </w:rPr>
+      </w:pPr>
+      <w:r>
+        <w:rPr>
+          <w:b/>
+          <w:bCs/>
+        </w:rPr>
         <w:t xml:space="preserve">■ </w:t>
       </w:r>
+      <w:r>
+        <w:rPr>
+          <w:rFonts w:hint="eastAsia"/>
+          <w:b/>
+          <w:bCs/>
+        </w:rPr>
+        <w:t>カメラ</w:t>
+      </w:r>
+    </w:p>
+    <w:p>
+      <w:pPr>
+        <w:numPr>
+          <w:ilvl w:val="0"/>
+          <w:numId w:val="11"/>
+        </w:numPr>
+        <w:rPr>
+          <w:rFonts w:hint="eastAsia"/>
+        </w:rPr>
+      </w:pPr>
+      <w:r>
+        <w:rPr>
+          <w:rFonts w:hint="eastAsia"/>
+        </w:rPr>
+        <w:t>マウス操作</w:t>
+      </w:r>
+    </w:p>
+    <w:p>
+      <w:pPr>
+        <w:rPr>
+          <w:rFonts w:hint="eastAsia"/>
+        </w:rPr>
+      </w:pPr>
     </w:p>
     <w:p>
       <w:r>
@@ -945,6 +975,7 @@
           <w:b/>
           <w:bCs/>
         </w:rPr>
+        <w:lastRenderedPageBreak/>
         <w:t>■ 舞台</w:t>
       </w:r>
     </w:p>
@@ -954,9 +985,6 @@
       </w:r>
       <w:r>
         <w:br/>
-      </w:r>
-      <w:r>
-        <w:lastRenderedPageBreak/>
         <w:t>2国に分断されていた歴史を持つ。</w:t>
       </w:r>
     </w:p>
@@ -1371,6 +1399,7 @@
           <w:b/>
           <w:bCs/>
         </w:rPr>
+        <w:lastRenderedPageBreak/>
         <w:t>■ カイ（主人公）</w:t>
       </w:r>
     </w:p>
@@ -1393,7 +1422,6 @@
         </w:numPr>
       </w:pPr>
       <w:r>
-        <w:lastRenderedPageBreak/>
         <w:t xml:space="preserve">剣＋魔法（ヒール可） </w:t>
       </w:r>
     </w:p>
@@ -1794,6 +1822,7 @@
         </w:numPr>
       </w:pPr>
       <w:r>
+        <w:lastRenderedPageBreak/>
         <w:t xml:space="preserve">武器強化システム </w:t>
       </w:r>
     </w:p>
@@ -1820,7 +1849,6 @@
         </w:numPr>
       </w:pPr>
       <w:r>
-        <w:lastRenderedPageBreak/>
         <w:t xml:space="preserve">エリア分割ロード機構 </w:t>
       </w:r>
     </w:p>
@@ -2492,6 +2520,119 @@
     </w:lvl>
   </w:abstractNum>
   <w:abstractNum w:abstractNumId="3" w15:restartNumberingAfterBreak="0">
+    <w:nsid w:val="053F7313"/>
+    <w:multiLevelType w:val="hybridMultilevel"/>
+    <w:tmpl w:val="C152E5D4"/>
+    <w:lvl w:ilvl="0" w:tplc="04090001">
+      <w:start w:val="1"/>
+      <w:numFmt w:val="bullet"/>
+      <w:lvlText w:val=""/>
+      <w:lvlJc w:val="left"/>
+      <w:pPr>
+        <w:ind w:left="1280" w:hanging="440"/>
+      </w:pPr>
+      <w:rPr>
+        <w:rFonts w:ascii="Wingdings" w:hAnsi="Wingdings" w:hint="default"/>
+      </w:rPr>
+    </w:lvl>
+    <w:lvl w:ilvl="1" w:tplc="0409000B" w:tentative="1">
+      <w:start w:val="1"/>
+      <w:numFmt w:val="bullet"/>
+      <w:lvlText w:val=""/>
+      <w:lvlJc w:val="left"/>
+      <w:pPr>
+        <w:ind w:left="1720" w:hanging="440"/>
+      </w:pPr>
+      <w:rPr>
+        <w:rFonts w:ascii="Wingdings" w:hAnsi="Wingdings" w:hint="default"/>
+      </w:rPr>
+    </w:lvl>
+    <w:lvl w:ilvl="2" w:tplc="0409000D" w:tentative="1">
+      <w:start w:val="1"/>
+      <w:numFmt w:val="bullet"/>
+      <w:lvlText w:val=""/>
+      <w:lvlJc w:val="left"/>
+      <w:pPr>
+        <w:ind w:left="2160" w:hanging="440"/>
+      </w:pPr>
+      <w:rPr>
+        <w:rFonts w:ascii="Wingdings" w:hAnsi="Wingdings" w:hint="default"/>
+      </w:rPr>
+    </w:lvl>
+    <w:lvl w:ilvl="3" w:tplc="04090001" w:tentative="1">
+      <w:start w:val="1"/>
+      <w:numFmt w:val="bullet"/>
+      <w:lvlText w:val=""/>
+      <w:lvlJc w:val="left"/>
+      <w:pPr>
+        <w:ind w:left="2600" w:hanging="440"/>
+      </w:pPr>
+      <w:rPr>
+        <w:rFonts w:ascii="Wingdings" w:hAnsi="Wingdings" w:hint="default"/>
+      </w:rPr>
+    </w:lvl>
+    <w:lvl w:ilvl="4" w:tplc="0409000B" w:tentative="1">
+      <w:start w:val="1"/>
+      <w:numFmt w:val="bullet"/>
+      <w:lvlText w:val=""/>
+      <w:lvlJc w:val="left"/>
+      <w:pPr>
+        <w:ind w:left="3040" w:hanging="440"/>
+      </w:pPr>
+      <w:rPr>
+        <w:rFonts w:ascii="Wingdings" w:hAnsi="Wingdings" w:hint="default"/>
+      </w:rPr>
+    </w:lvl>
+    <w:lvl w:ilvl="5" w:tplc="0409000D" w:tentative="1">
+      <w:start w:val="1"/>
+      <w:numFmt w:val="bullet"/>
+      <w:lvlText w:val=""/>
+      <w:lvlJc w:val="left"/>
+      <w:pPr>
+        <w:ind w:left="3480" w:hanging="440"/>
+      </w:pPr>
+      <w:rPr>
+        <w:rFonts w:ascii="Wingdings" w:hAnsi="Wingdings" w:hint="default"/>
+      </w:rPr>
+    </w:lvl>
+    <w:lvl w:ilvl="6" w:tplc="04090001" w:tentative="1">
+      <w:start w:val="1"/>
+      <w:numFmt w:val="bullet"/>
+      <w:lvlText w:val=""/>
+      <w:lvlJc w:val="left"/>
+      <w:pPr>
+        <w:ind w:left="3920" w:hanging="440"/>
+      </w:pPr>
+      <w:rPr>
+        <w:rFonts w:ascii="Wingdings" w:hAnsi="Wingdings" w:hint="default"/>
+      </w:rPr>
+    </w:lvl>
+    <w:lvl w:ilvl="7" w:tplc="0409000B" w:tentative="1">
+      <w:start w:val="1"/>
+      <w:numFmt w:val="bullet"/>
+      <w:lvlText w:val=""/>
+      <w:lvlJc w:val="left"/>
+      <w:pPr>
+        <w:ind w:left="4360" w:hanging="440"/>
+      </w:pPr>
+      <w:rPr>
+        <w:rFonts w:ascii="Wingdings" w:hAnsi="Wingdings" w:hint="default"/>
+      </w:rPr>
+    </w:lvl>
+    <w:lvl w:ilvl="8" w:tplc="0409000D" w:tentative="1">
+      <w:start w:val="1"/>
+      <w:numFmt w:val="bullet"/>
+      <w:lvlText w:val=""/>
+      <w:lvlJc w:val="left"/>
+      <w:pPr>
+        <w:ind w:left="4800" w:hanging="440"/>
+      </w:pPr>
+      <w:rPr>
+        <w:rFonts w:ascii="Wingdings" w:hAnsi="Wingdings" w:hint="default"/>
+      </w:rPr>
+    </w:lvl>
+  </w:abstractNum>
+  <w:abstractNum w:abstractNumId="4" w15:restartNumberingAfterBreak="0">
     <w:nsid w:val="0EEB03BB"/>
     <w:multiLevelType w:val="multilevel"/>
     <w:tmpl w:val="9E14F2FE"/>
@@ -2640,7 +2781,7 @@
       </w:rPr>
     </w:lvl>
   </w:abstractNum>
-  <w:abstractNum w:abstractNumId="4" w15:restartNumberingAfterBreak="0">
+  <w:abstractNum w:abstractNumId="5" w15:restartNumberingAfterBreak="0">
     <w:nsid w:val="10DC7E5C"/>
     <w:multiLevelType w:val="multilevel"/>
     <w:tmpl w:val="D408E3F8"/>
@@ -2789,7 +2930,7 @@
       </w:rPr>
     </w:lvl>
   </w:abstractNum>
-  <w:abstractNum w:abstractNumId="5" w15:restartNumberingAfterBreak="0">
+  <w:abstractNum w:abstractNumId="6" w15:restartNumberingAfterBreak="0">
     <w:nsid w:val="1FF64CCE"/>
     <w:multiLevelType w:val="multilevel"/>
     <w:tmpl w:val="9DFEA6B2"/>
@@ -2938,7 +3079,7 @@
       </w:rPr>
     </w:lvl>
   </w:abstractNum>
-  <w:abstractNum w:abstractNumId="6" w15:restartNumberingAfterBreak="0">
+  <w:abstractNum w:abstractNumId="7" w15:restartNumberingAfterBreak="0">
     <w:nsid w:val="27A054F4"/>
     <w:multiLevelType w:val="multilevel"/>
     <w:tmpl w:val="D52C73AA"/>
@@ -3087,7 +3228,7 @@
       </w:rPr>
     </w:lvl>
   </w:abstractNum>
-  <w:abstractNum w:abstractNumId="7" w15:restartNumberingAfterBreak="0">
+  <w:abstractNum w:abstractNumId="8" w15:restartNumberingAfterBreak="0">
     <w:nsid w:val="3207756B"/>
     <w:multiLevelType w:val="multilevel"/>
     <w:tmpl w:val="BDC609C2"/>
@@ -3236,7 +3377,7 @@
       </w:rPr>
     </w:lvl>
   </w:abstractNum>
-  <w:abstractNum w:abstractNumId="8" w15:restartNumberingAfterBreak="0">
+  <w:abstractNum w:abstractNumId="9" w15:restartNumberingAfterBreak="0">
     <w:nsid w:val="32F35C8B"/>
     <w:multiLevelType w:val="multilevel"/>
     <w:tmpl w:val="38129264"/>
@@ -3385,7 +3526,7 @@
       </w:rPr>
     </w:lvl>
   </w:abstractNum>
-  <w:abstractNum w:abstractNumId="9" w15:restartNumberingAfterBreak="0">
+  <w:abstractNum w:abstractNumId="10" w15:restartNumberingAfterBreak="0">
     <w:nsid w:val="3551205F"/>
     <w:multiLevelType w:val="multilevel"/>
     <w:tmpl w:val="330254F2"/>
@@ -3534,7 +3675,7 @@
       </w:rPr>
     </w:lvl>
   </w:abstractNum>
-  <w:abstractNum w:abstractNumId="10" w15:restartNumberingAfterBreak="0">
+  <w:abstractNum w:abstractNumId="11" w15:restartNumberingAfterBreak="0">
     <w:nsid w:val="36730E90"/>
     <w:multiLevelType w:val="multilevel"/>
     <w:tmpl w:val="DA1E3164"/>
@@ -3683,7 +3824,7 @@
       </w:rPr>
     </w:lvl>
   </w:abstractNum>
-  <w:abstractNum w:abstractNumId="11" w15:restartNumberingAfterBreak="0">
+  <w:abstractNum w:abstractNumId="12" w15:restartNumberingAfterBreak="0">
     <w:nsid w:val="3B23601E"/>
     <w:multiLevelType w:val="multilevel"/>
     <w:tmpl w:val="4CD26632"/>
@@ -3832,7 +3973,7 @@
       </w:rPr>
     </w:lvl>
   </w:abstractNum>
-  <w:abstractNum w:abstractNumId="12" w15:restartNumberingAfterBreak="0">
+  <w:abstractNum w:abstractNumId="13" w15:restartNumberingAfterBreak="0">
     <w:nsid w:val="3E242502"/>
     <w:multiLevelType w:val="multilevel"/>
     <w:tmpl w:val="DE642DAE"/>
@@ -3981,7 +4122,7 @@
       </w:rPr>
     </w:lvl>
   </w:abstractNum>
-  <w:abstractNum w:abstractNumId="13" w15:restartNumberingAfterBreak="0">
+  <w:abstractNum w:abstractNumId="14" w15:restartNumberingAfterBreak="0">
     <w:nsid w:val="3F3E0020"/>
     <w:multiLevelType w:val="multilevel"/>
     <w:tmpl w:val="DB0015C2"/>
@@ -4130,7 +4271,7 @@
       </w:rPr>
     </w:lvl>
   </w:abstractNum>
-  <w:abstractNum w:abstractNumId="14" w15:restartNumberingAfterBreak="0">
+  <w:abstractNum w:abstractNumId="15" w15:restartNumberingAfterBreak="0">
     <w:nsid w:val="45CE367E"/>
     <w:multiLevelType w:val="multilevel"/>
     <w:tmpl w:val="8F16C6CE"/>
@@ -4279,7 +4420,7 @@
       </w:rPr>
     </w:lvl>
   </w:abstractNum>
-  <w:abstractNum w:abstractNumId="15" w15:restartNumberingAfterBreak="0">
+  <w:abstractNum w:abstractNumId="16" w15:restartNumberingAfterBreak="0">
     <w:nsid w:val="50AE6142"/>
     <w:multiLevelType w:val="multilevel"/>
     <w:tmpl w:val="B532F566"/>
@@ -4428,7 +4569,7 @@
       </w:rPr>
     </w:lvl>
   </w:abstractNum>
-  <w:abstractNum w:abstractNumId="16" w15:restartNumberingAfterBreak="0">
+  <w:abstractNum w:abstractNumId="17" w15:restartNumberingAfterBreak="0">
     <w:nsid w:val="533A16D6"/>
     <w:multiLevelType w:val="multilevel"/>
     <w:tmpl w:val="A3462AFA"/>
@@ -4577,7 +4718,7 @@
       </w:rPr>
     </w:lvl>
   </w:abstractNum>
-  <w:abstractNum w:abstractNumId="17" w15:restartNumberingAfterBreak="0">
+  <w:abstractNum w:abstractNumId="18" w15:restartNumberingAfterBreak="0">
     <w:nsid w:val="57AF0CC9"/>
     <w:multiLevelType w:val="multilevel"/>
     <w:tmpl w:val="3F4A8670"/>
@@ -4726,7 +4867,7 @@
       </w:rPr>
     </w:lvl>
   </w:abstractNum>
-  <w:abstractNum w:abstractNumId="18" w15:restartNumberingAfterBreak="0">
+  <w:abstractNum w:abstractNumId="19" w15:restartNumberingAfterBreak="0">
     <w:nsid w:val="5A9831AA"/>
     <w:multiLevelType w:val="multilevel"/>
     <w:tmpl w:val="219E1AB0"/>
@@ -4875,7 +5016,7 @@
       </w:rPr>
     </w:lvl>
   </w:abstractNum>
-  <w:abstractNum w:abstractNumId="19" w15:restartNumberingAfterBreak="0">
+  <w:abstractNum w:abstractNumId="20" w15:restartNumberingAfterBreak="0">
     <w:nsid w:val="613B5405"/>
     <w:multiLevelType w:val="multilevel"/>
     <w:tmpl w:val="F9A2410E"/>
@@ -5024,7 +5165,7 @@
       </w:rPr>
     </w:lvl>
   </w:abstractNum>
-  <w:abstractNum w:abstractNumId="20" w15:restartNumberingAfterBreak="0">
+  <w:abstractNum w:abstractNumId="21" w15:restartNumberingAfterBreak="0">
     <w:nsid w:val="67A43C39"/>
     <w:multiLevelType w:val="hybridMultilevel"/>
     <w:tmpl w:val="316A1168"/>
@@ -5137,7 +5278,7 @@
       </w:rPr>
     </w:lvl>
   </w:abstractNum>
-  <w:abstractNum w:abstractNumId="21" w15:restartNumberingAfterBreak="0">
+  <w:abstractNum w:abstractNumId="22" w15:restartNumberingAfterBreak="0">
     <w:nsid w:val="67C77FBD"/>
     <w:multiLevelType w:val="multilevel"/>
     <w:tmpl w:val="716467CA"/>
@@ -5286,7 +5427,7 @@
       </w:rPr>
     </w:lvl>
   </w:abstractNum>
-  <w:abstractNum w:abstractNumId="22" w15:restartNumberingAfterBreak="0">
+  <w:abstractNum w:abstractNumId="23" w15:restartNumberingAfterBreak="0">
     <w:nsid w:val="6D6F79B4"/>
     <w:multiLevelType w:val="multilevel"/>
     <w:tmpl w:val="A648C2EE"/>
@@ -5435,7 +5576,7 @@
       </w:rPr>
     </w:lvl>
   </w:abstractNum>
-  <w:abstractNum w:abstractNumId="23" w15:restartNumberingAfterBreak="0">
+  <w:abstractNum w:abstractNumId="24" w15:restartNumberingAfterBreak="0">
     <w:nsid w:val="6DC90ACE"/>
     <w:multiLevelType w:val="multilevel"/>
     <w:tmpl w:val="844CDBA2"/>
@@ -5584,7 +5725,7 @@
       </w:rPr>
     </w:lvl>
   </w:abstractNum>
-  <w:abstractNum w:abstractNumId="24" w15:restartNumberingAfterBreak="0">
+  <w:abstractNum w:abstractNumId="25" w15:restartNumberingAfterBreak="0">
     <w:nsid w:val="6EA90DC4"/>
     <w:multiLevelType w:val="multilevel"/>
     <w:tmpl w:val="94D63B3C"/>
@@ -5733,7 +5874,7 @@
       </w:rPr>
     </w:lvl>
   </w:abstractNum>
-  <w:abstractNum w:abstractNumId="25" w15:restartNumberingAfterBreak="0">
+  <w:abstractNum w:abstractNumId="26" w15:restartNumberingAfterBreak="0">
     <w:nsid w:val="781D3961"/>
     <w:multiLevelType w:val="multilevel"/>
     <w:tmpl w:val="112E790E"/>
@@ -5883,82 +6024,85 @@
     </w:lvl>
   </w:abstractNum>
   <w:num w:numId="1" w16cid:durableId="11617858">
-    <w:abstractNumId w:val="16"/>
+    <w:abstractNumId w:val="17"/>
   </w:num>
   <w:num w:numId="2" w16cid:durableId="1290239031">
     <w:abstractNumId w:val="1"/>
   </w:num>
   <w:num w:numId="3" w16cid:durableId="1874615404">
+    <w:abstractNumId w:val="7"/>
+  </w:num>
+  <w:num w:numId="4" w16cid:durableId="1811748086">
+    <w:abstractNumId w:val="23"/>
+  </w:num>
+  <w:num w:numId="5" w16cid:durableId="376200430">
+    <w:abstractNumId w:val="22"/>
+  </w:num>
+  <w:num w:numId="6" w16cid:durableId="189073636">
+    <w:abstractNumId w:val="18"/>
+  </w:num>
+  <w:num w:numId="7" w16cid:durableId="179511397">
+    <w:abstractNumId w:val="12"/>
+  </w:num>
+  <w:num w:numId="8" w16cid:durableId="1169059031">
+    <w:abstractNumId w:val="26"/>
+  </w:num>
+  <w:num w:numId="9" w16cid:durableId="546261975">
+    <w:abstractNumId w:val="10"/>
+  </w:num>
+  <w:num w:numId="10" w16cid:durableId="639388747">
+    <w:abstractNumId w:val="15"/>
+  </w:num>
+  <w:num w:numId="11" w16cid:durableId="1333949406">
+    <w:abstractNumId w:val="4"/>
+  </w:num>
+  <w:num w:numId="12" w16cid:durableId="639725105">
+    <w:abstractNumId w:val="20"/>
+  </w:num>
+  <w:num w:numId="13" w16cid:durableId="873661626">
     <w:abstractNumId w:val="6"/>
   </w:num>
-  <w:num w:numId="4" w16cid:durableId="1811748086">
-    <w:abstractNumId w:val="22"/>
-  </w:num>
-  <w:num w:numId="5" w16cid:durableId="376200430">
-    <w:abstractNumId w:val="21"/>
-  </w:num>
-  <w:num w:numId="6" w16cid:durableId="189073636">
-    <w:abstractNumId w:val="17"/>
-  </w:num>
-  <w:num w:numId="7" w16cid:durableId="179511397">
-    <w:abstractNumId w:val="11"/>
-  </w:num>
-  <w:num w:numId="8" w16cid:durableId="1169059031">
-    <w:abstractNumId w:val="25"/>
-  </w:num>
-  <w:num w:numId="9" w16cid:durableId="546261975">
-    <w:abstractNumId w:val="9"/>
-  </w:num>
-  <w:num w:numId="10" w16cid:durableId="639388747">
-    <w:abstractNumId w:val="14"/>
-  </w:num>
-  <w:num w:numId="11" w16cid:durableId="1333949406">
-    <w:abstractNumId w:val="3"/>
-  </w:num>
-  <w:num w:numId="12" w16cid:durableId="639725105">
-    <w:abstractNumId w:val="19"/>
-  </w:num>
-  <w:num w:numId="13" w16cid:durableId="873661626">
+  <w:num w:numId="14" w16cid:durableId="652563876">
     <w:abstractNumId w:val="5"/>
   </w:num>
-  <w:num w:numId="14" w16cid:durableId="652563876">
-    <w:abstractNumId w:val="4"/>
-  </w:num>
   <w:num w:numId="15" w16cid:durableId="1247223045">
-    <w:abstractNumId w:val="7"/>
+    <w:abstractNumId w:val="8"/>
   </w:num>
   <w:num w:numId="16" w16cid:durableId="1685471430">
     <w:abstractNumId w:val="2"/>
   </w:num>
   <w:num w:numId="17" w16cid:durableId="638727891">
-    <w:abstractNumId w:val="10"/>
+    <w:abstractNumId w:val="11"/>
   </w:num>
   <w:num w:numId="18" w16cid:durableId="1832602684">
     <w:abstractNumId w:val="0"/>
   </w:num>
   <w:num w:numId="19" w16cid:durableId="895580553">
-    <w:abstractNumId w:val="23"/>
+    <w:abstractNumId w:val="24"/>
   </w:num>
   <w:num w:numId="20" w16cid:durableId="1575819069">
-    <w:abstractNumId w:val="12"/>
+    <w:abstractNumId w:val="13"/>
   </w:num>
   <w:num w:numId="21" w16cid:durableId="284629248">
-    <w:abstractNumId w:val="13"/>
+    <w:abstractNumId w:val="14"/>
   </w:num>
   <w:num w:numId="22" w16cid:durableId="471750360">
-    <w:abstractNumId w:val="18"/>
+    <w:abstractNumId w:val="19"/>
   </w:num>
   <w:num w:numId="23" w16cid:durableId="1942103717">
-    <w:abstractNumId w:val="24"/>
+    <w:abstractNumId w:val="25"/>
   </w:num>
   <w:num w:numId="24" w16cid:durableId="112333549">
-    <w:abstractNumId w:val="15"/>
+    <w:abstractNumId w:val="16"/>
   </w:num>
   <w:num w:numId="25" w16cid:durableId="952325687">
-    <w:abstractNumId w:val="8"/>
+    <w:abstractNumId w:val="9"/>
   </w:num>
   <w:num w:numId="26" w16cid:durableId="106237431">
-    <w:abstractNumId w:val="20"/>
+    <w:abstractNumId w:val="21"/>
+  </w:num>
+  <w:num w:numId="27" w16cid:durableId="1110198466">
+    <w:abstractNumId w:val="3"/>
   </w:num>
 </w:numbering>
 </file>

--- a/3DRPGゲーム仕様書.docx
+++ b/3DRPGゲーム仕様書.docx
@@ -345,94 +345,40 @@
         <w:rPr>
           <w:rFonts w:hint="eastAsia"/>
         </w:rPr>
-        <w:t>会心ダメージ＝ダメージ＊（会心補正</w:t>
-      </w:r>
+        <w:t>会心ダメージ＝ダメージ＊（会心補正（会心率によって増加）＋武器会心補正　(会心失敗時は1)</w:t>
+      </w:r>
+    </w:p>
+    <w:p>
+      <w:pPr>
+        <w:ind w:leftChars="400" w:left="840"/>
+      </w:pPr>
       <w:r>
         <w:rPr>
           <w:rFonts w:hint="eastAsia"/>
         </w:rPr>
-        <w:t>（会心率によって増加）</w:t>
-      </w:r>
+        <w:t>属性ダメージ = 会心ダメージ＊属性補正</w:t>
+      </w:r>
+    </w:p>
+    <w:p>
+      <w:pPr>
+        <w:ind w:leftChars="400" w:left="840"/>
+      </w:pPr>
       <w:r>
         <w:rPr>
           <w:rFonts w:hint="eastAsia"/>
         </w:rPr>
-        <w:t>＋武器会心補正</w:t>
-      </w:r>
+        <w:t>最終ダメージ = 属性ダメージ＊乱数(｛運による値)｝%)</w:t>
+      </w:r>
+    </w:p>
+    <w:p>
+      <w:pPr>
+        <w:ind w:leftChars="400" w:left="840"/>
+      </w:pPr>
       <w:r>
         <w:rPr>
           <w:rFonts w:hint="eastAsia"/>
         </w:rPr>
-        <w:t xml:space="preserve">　</w:t>
-      </w:r>
-      <w:r>
-        <w:rPr>
-          <w:rFonts w:hint="eastAsia"/>
-        </w:rPr>
-        <w:t>(会心失敗時は1)</w:t>
-      </w:r>
-    </w:p>
-    <w:p>
-      <w:pPr>
-        <w:ind w:leftChars="400" w:left="840"/>
-      </w:pPr>
-      <w:r>
-        <w:rPr>
-          <w:rFonts w:hint="eastAsia"/>
-        </w:rPr>
-        <w:t>属性ダメージ = 会心ダメージ＊属性補正</w:t>
-      </w:r>
-    </w:p>
-    <w:p>
-      <w:pPr>
-        <w:ind w:leftChars="400" w:left="840"/>
-      </w:pPr>
-      <w:r>
-        <w:rPr>
-          <w:rFonts w:hint="eastAsia"/>
-        </w:rPr>
-        <w:t xml:space="preserve">最終ダメージ = </w:t>
-      </w:r>
-      <w:r>
-        <w:rPr>
-          <w:rFonts w:hint="eastAsia"/>
-        </w:rPr>
-        <w:t>属性ダメージ</w:t>
-      </w:r>
-      <w:r>
-        <w:rPr>
-          <w:rFonts w:hint="eastAsia"/>
-        </w:rPr>
-        <w:t>＊</w:t>
-      </w:r>
-      <w:r>
-        <w:rPr>
-          <w:rFonts w:hint="eastAsia"/>
-        </w:rPr>
-        <w:t>乱数(｛運による値)｝%)</w:t>
-      </w:r>
-    </w:p>
-    <w:p>
-      <w:pPr>
-        <w:ind w:leftChars="400" w:left="840"/>
-      </w:pPr>
-      <w:r>
-        <w:rPr>
-          <w:rFonts w:hint="eastAsia"/>
-        </w:rPr>
-        <w:t>※運：81~1</w:t>
-      </w:r>
-      <w:r>
-        <w:rPr>
-          <w:rFonts w:hint="eastAsia"/>
-        </w:rPr>
-        <w:t>2</w:t>
-      </w:r>
-      <w:r>
-        <w:rPr>
-          <w:rFonts w:hint="eastAsia"/>
-        </w:rPr>
-        <w:t>1ぐらい？</w:t>
+        <w:t>※運：81~121ぐらい？</w:t>
       </w:r>
     </w:p>
     <w:p>
@@ -921,28 +867,19 @@
           <w:ilvl w:val="0"/>
           <w:numId w:val="11"/>
         </w:numPr>
+      </w:pPr>
+      <w:r>
         <w:rPr>
           <w:rFonts w:hint="eastAsia"/>
         </w:rPr>
-      </w:pPr>
-      <w:r>
-        <w:rPr>
-          <w:rFonts w:hint="eastAsia"/>
-        </w:rPr>
         <w:t>マウス操作</w:t>
       </w:r>
     </w:p>
-    <w:p>
-      <w:pPr>
-        <w:rPr>
-          <w:rFonts w:hint="eastAsia"/>
-        </w:rPr>
-      </w:pPr>
-    </w:p>
-    <w:p>
-      <w:r>
-        <w:pict w14:anchorId="7420EACA">
-          <v:rect id="_x0000_i1025" style="width:0;height:1.5pt" o:hralign="center" o:hrstd="t" o:hr="t" fillcolor="#a0a0a0" stroked="f">
+    <w:p/>
+    <w:p>
+      <w:r>
+        <w:pict w14:anchorId="703E7736">
+          <v:rect id="_x0000_i1033" style="width:0;height:1.5pt" o:hralign="center" o:hrstd="t" o:hr="t" fillcolor="#a0a0a0" stroked="f">
             <v:textbox inset="5.85pt,.7pt,5.85pt,.7pt"/>
           </v:rect>
         </w:pict>
@@ -1106,8 +1043,8 @@
     </w:p>
     <w:p>
       <w:r>
-        <w:pict w14:anchorId="19D582CF">
-          <v:rect id="_x0000_i1026" style="width:0;height:1.5pt" o:hralign="center" o:hrstd="t" o:hr="t" fillcolor="#a0a0a0" stroked="f">
+        <w:pict w14:anchorId="27703FDD">
+          <v:rect id="_x0000_i1034" style="width:0;height:1.5pt" o:hralign="center" o:hrstd="t" o:hr="t" fillcolor="#a0a0a0" stroked="f">
             <v:textbox inset="5.85pt,.7pt,5.85pt,.7pt"/>
           </v:rect>
         </w:pict>
@@ -1365,8 +1302,8 @@
     </w:p>
     <w:p>
       <w:r>
-        <w:pict w14:anchorId="2DDC306F">
-          <v:rect id="_x0000_i1027" style="width:0;height:1.5pt" o:hralign="center" o:hrstd="t" o:hr="t" fillcolor="#a0a0a0" stroked="f">
+        <w:pict w14:anchorId="184ED4D5">
+          <v:rect id="_x0000_i1035" style="width:0;height:1.5pt" o:hralign="center" o:hrstd="t" o:hr="t" fillcolor="#a0a0a0" stroked="f">
             <v:textbox inset="5.85pt,.7pt,5.85pt,.7pt"/>
           </v:rect>
         </w:pict>
@@ -1567,8 +1504,8 @@
     </w:p>
     <w:p>
       <w:r>
-        <w:pict w14:anchorId="733ADF46">
-          <v:rect id="_x0000_i1028" style="width:0;height:1.5pt" o:hralign="center" o:hrstd="t" o:hr="t" fillcolor="#a0a0a0" stroked="f">
+        <w:pict w14:anchorId="2347B72A">
+          <v:rect id="_x0000_i1036" style="width:0;height:1.5pt" o:hralign="center" o:hrstd="t" o:hr="t" fillcolor="#a0a0a0" stroked="f">
             <v:textbox inset="5.85pt,.7pt,5.85pt,.7pt"/>
           </v:rect>
         </w:pict>
@@ -1750,183 +1687,303 @@
       </w:r>
     </w:p>
     <w:p>
-      <w:r>
+      <w:pPr>
         <w:rPr>
           <w:b/>
           <w:bCs/>
         </w:rPr>
-        <w:t>■ フェーズ2：戦闘拡張</w:t>
-      </w:r>
-    </w:p>
-    <w:p>
-      <w:pPr>
-        <w:pStyle w:val="a9"/>
-        <w:numPr>
-          <w:ilvl w:val="0"/>
-          <w:numId w:val="22"/>
-        </w:numPr>
-      </w:pPr>
-      <w:r>
-        <w:t xml:space="preserve">回避行動（無敵時間処理） </w:t>
-      </w:r>
-    </w:p>
-    <w:p>
-      <w:pPr>
-        <w:numPr>
-          <w:ilvl w:val="0"/>
-          <w:numId w:val="22"/>
-        </w:numPr>
-      </w:pPr>
-      <w:r>
-        <w:t>アイテム使用処理</w:t>
-      </w:r>
-    </w:p>
-    <w:p>
-      <w:pPr>
-        <w:numPr>
-          <w:ilvl w:val="0"/>
-          <w:numId w:val="22"/>
-        </w:numPr>
-      </w:pPr>
-      <w:r>
-        <w:t xml:space="preserve">技スロット管理 </w:t>
-      </w:r>
-    </w:p>
-    <w:p>
-      <w:pPr>
-        <w:numPr>
-          <w:ilvl w:val="0"/>
-          <w:numId w:val="22"/>
-        </w:numPr>
-      </w:pPr>
-      <w:r>
-        <w:t xml:space="preserve">武器データ構造設計 </w:t>
-      </w:r>
-    </w:p>
-    <w:p>
-      <w:pPr>
-        <w:numPr>
-          <w:ilvl w:val="0"/>
-          <w:numId w:val="22"/>
-        </w:numPr>
-      </w:pPr>
-      <w:r>
-        <w:t xml:space="preserve">武器効果適用処理 </w:t>
-      </w:r>
-    </w:p>
-    <w:p>
-      <w:pPr>
-        <w:numPr>
-          <w:ilvl w:val="0"/>
-          <w:numId w:val="22"/>
-        </w:numPr>
-      </w:pPr>
-      <w:r>
-        <w:lastRenderedPageBreak/>
-        <w:t xml:space="preserve">武器強化システム </w:t>
-      </w:r>
-    </w:p>
-    <w:p>
-      <w:pPr>
+      </w:pPr>
+      <w:r>
         <w:rPr>
           <w:b/>
           <w:bCs/>
         </w:rPr>
-      </w:pPr>
-      <w:r>
+        <w:t>■ フェーズ2：戦闘拡張</w:t>
+      </w:r>
+    </w:p>
+    <w:p>
+      <w:pPr>
+        <w:pStyle w:val="a9"/>
+        <w:numPr>
+          <w:ilvl w:val="0"/>
+          <w:numId w:val="22"/>
+        </w:numPr>
+      </w:pPr>
+      <w:r>
+        <w:rPr>
+          <w:rFonts w:hint="eastAsia"/>
+        </w:rPr>
+        <w:t>技作成</w:t>
+      </w:r>
+    </w:p>
+    <w:p>
+      <w:pPr>
+        <w:pStyle w:val="a9"/>
+        <w:numPr>
+          <w:ilvl w:val="1"/>
+          <w:numId w:val="22"/>
+        </w:numPr>
+      </w:pPr>
+      <w:r>
+        <w:t xml:space="preserve">回避行動（無敵時間処理） </w:t>
+      </w:r>
+    </w:p>
+    <w:p>
+      <w:pPr>
+        <w:pStyle w:val="a9"/>
+        <w:numPr>
+          <w:ilvl w:val="1"/>
+          <w:numId w:val="22"/>
+        </w:numPr>
+      </w:pPr>
+      <w:r>
+        <w:rPr>
+          <w:rFonts w:hint="eastAsia"/>
+        </w:rPr>
+        <w:t>SP消費</w:t>
+      </w:r>
+    </w:p>
+    <w:p>
+      <w:pPr>
+        <w:numPr>
+          <w:ilvl w:val="0"/>
+          <w:numId w:val="22"/>
+        </w:numPr>
+      </w:pPr>
+      <w:r>
+        <w:rPr>
+          <w:rFonts w:hint="eastAsia"/>
+        </w:rPr>
+        <w:t>アイテム実装</w:t>
+      </w:r>
+    </w:p>
+    <w:p>
+      <w:pPr>
+        <w:numPr>
+          <w:ilvl w:val="0"/>
+          <w:numId w:val="22"/>
+        </w:numPr>
+      </w:pPr>
+      <w:r>
+        <w:rPr>
+          <w:rFonts w:hint="eastAsia"/>
+        </w:rPr>
+        <w:t>インベントリ</w:t>
+      </w:r>
+    </w:p>
+    <w:p>
+      <w:pPr>
+        <w:numPr>
+          <w:ilvl w:val="0"/>
+          <w:numId w:val="22"/>
+        </w:numPr>
+      </w:pPr>
+      <w:r>
+        <w:lastRenderedPageBreak/>
+        <w:t>アイテム使用処理</w:t>
+      </w:r>
+    </w:p>
+    <w:p>
+      <w:pPr>
+        <w:numPr>
+          <w:ilvl w:val="0"/>
+          <w:numId w:val="22"/>
+        </w:numPr>
+      </w:pPr>
+      <w:r>
+        <w:t xml:space="preserve">技スロット管理 </w:t>
+      </w:r>
+    </w:p>
+    <w:p>
+      <w:pPr>
+        <w:numPr>
+          <w:ilvl w:val="1"/>
+          <w:numId w:val="22"/>
+        </w:numPr>
+      </w:pPr>
+      <w:r>
+        <w:rPr>
+          <w:rFonts w:hint="eastAsia"/>
+        </w:rPr>
+        <w:t>技使用</w:t>
+      </w:r>
+    </w:p>
+    <w:p>
+      <w:pPr>
+        <w:numPr>
+          <w:ilvl w:val="0"/>
+          <w:numId w:val="22"/>
+        </w:numPr>
+      </w:pPr>
+      <w:r>
+        <w:t xml:space="preserve">武器データ構造設計 </w:t>
+      </w:r>
+    </w:p>
+    <w:p>
+      <w:pPr>
+        <w:numPr>
+          <w:ilvl w:val="0"/>
+          <w:numId w:val="22"/>
+        </w:numPr>
+      </w:pPr>
+      <w:r>
+        <w:t xml:space="preserve">武器効果適用処理 </w:t>
+      </w:r>
+    </w:p>
+    <w:p>
+      <w:pPr>
+        <w:numPr>
+          <w:ilvl w:val="0"/>
+          <w:numId w:val="22"/>
+        </w:numPr>
+      </w:pPr>
+      <w:r>
+        <w:t xml:space="preserve">武器強化システム </w:t>
+      </w:r>
+    </w:p>
+    <w:p>
+      <w:pPr>
+        <w:numPr>
+          <w:ilvl w:val="0"/>
+          <w:numId w:val="22"/>
+        </w:numPr>
+      </w:pPr>
+      <w:r>
+        <w:rPr>
+          <w:rFonts w:hint="eastAsia"/>
+        </w:rPr>
+        <w:t>敵</w:t>
+      </w:r>
+    </w:p>
+    <w:p>
+      <w:pPr>
+        <w:numPr>
+          <w:ilvl w:val="1"/>
+          <w:numId w:val="22"/>
+        </w:numPr>
+      </w:pPr>
+      <w:r>
+        <w:rPr>
+          <w:rFonts w:hint="eastAsia"/>
+        </w:rPr>
+        <w:t>移動</w:t>
+      </w:r>
+    </w:p>
+    <w:p>
+      <w:pPr>
+        <w:numPr>
+          <w:ilvl w:val="1"/>
+          <w:numId w:val="22"/>
+        </w:numPr>
+      </w:pPr>
+      <w:r>
+        <w:rPr>
+          <w:rFonts w:hint="eastAsia"/>
+        </w:rPr>
+        <w:t>攻撃</w:t>
+      </w:r>
+    </w:p>
+    <w:p>
+      <w:pPr>
         <w:rPr>
           <w:b/>
           <w:bCs/>
         </w:rPr>
-        <w:t>■ フェーズ3：フィールド構築</w:t>
-      </w:r>
-    </w:p>
-    <w:p>
-      <w:pPr>
-        <w:numPr>
-          <w:ilvl w:val="0"/>
-          <w:numId w:val="23"/>
-        </w:numPr>
-      </w:pPr>
-      <w:r>
-        <w:t xml:space="preserve">エリア分割ロード機構 </w:t>
-      </w:r>
-    </w:p>
-    <w:p>
-      <w:pPr>
-        <w:numPr>
-          <w:ilvl w:val="0"/>
-          <w:numId w:val="23"/>
-        </w:numPr>
+      </w:pPr>
+      <w:r>
         <w:rPr>
           <w:b/>
           <w:bCs/>
         </w:rPr>
-      </w:pPr>
-      <w:r>
-        <w:t>ダンジョン遷移処理</w:t>
-      </w:r>
-    </w:p>
-    <w:p>
-      <w:pPr>
+        <w:t>■ フェーズ3：フィールド構築</w:t>
+      </w:r>
+    </w:p>
+    <w:p>
+      <w:pPr>
+        <w:numPr>
+          <w:ilvl w:val="0"/>
+          <w:numId w:val="23"/>
+        </w:numPr>
+      </w:pPr>
+      <w:r>
+        <w:t xml:space="preserve">エリア分割ロード機構 </w:t>
+      </w:r>
+    </w:p>
+    <w:p>
+      <w:pPr>
+        <w:numPr>
+          <w:ilvl w:val="0"/>
+          <w:numId w:val="23"/>
+        </w:numPr>
         <w:rPr>
           <w:b/>
           <w:bCs/>
         </w:rPr>
       </w:pPr>
       <w:r>
+        <w:t>ダンジョン遷移処理</w:t>
+      </w:r>
+    </w:p>
+    <w:p>
+      <w:pPr>
         <w:rPr>
           <w:b/>
           <w:bCs/>
         </w:rPr>
-        <w:t>■ フェーズ4：コンテンツ実装</w:t>
-      </w:r>
-    </w:p>
-    <w:p>
-      <w:pPr>
-        <w:numPr>
-          <w:ilvl w:val="0"/>
-          <w:numId w:val="24"/>
-        </w:numPr>
-      </w:pPr>
-      <w:r>
-        <w:t xml:space="preserve">サブクエ管理 </w:t>
-      </w:r>
-    </w:p>
-    <w:p>
-      <w:pPr>
-        <w:numPr>
-          <w:ilvl w:val="0"/>
-          <w:numId w:val="24"/>
-        </w:numPr>
-      </w:pPr>
-      <w:r>
-        <w:t xml:space="preserve">報酬処理 </w:t>
-      </w:r>
-    </w:p>
-    <w:p>
-      <w:pPr>
-        <w:numPr>
-          <w:ilvl w:val="0"/>
-          <w:numId w:val="24"/>
-        </w:numPr>
-      </w:pPr>
-      <w:r>
-        <w:t xml:space="preserve">マルチエンディング分岐管理 </w:t>
-      </w:r>
-    </w:p>
-    <w:p>
-      <w:pPr>
+      </w:pPr>
+      <w:r>
         <w:rPr>
           <w:b/>
           <w:bCs/>
         </w:rPr>
-      </w:pPr>
-      <w:r>
+        <w:t>■ フェーズ4：コンテンツ実装</w:t>
+      </w:r>
+    </w:p>
+    <w:p>
+      <w:pPr>
+        <w:numPr>
+          <w:ilvl w:val="0"/>
+          <w:numId w:val="24"/>
+        </w:numPr>
+      </w:pPr>
+      <w:r>
+        <w:t xml:space="preserve">サブクエ管理 </w:t>
+      </w:r>
+    </w:p>
+    <w:p>
+      <w:pPr>
+        <w:numPr>
+          <w:ilvl w:val="0"/>
+          <w:numId w:val="24"/>
+        </w:numPr>
+      </w:pPr>
+      <w:r>
+        <w:t xml:space="preserve">報酬処理 </w:t>
+      </w:r>
+    </w:p>
+    <w:p>
+      <w:pPr>
+        <w:numPr>
+          <w:ilvl w:val="0"/>
+          <w:numId w:val="24"/>
+        </w:numPr>
+      </w:pPr>
+      <w:r>
+        <w:t xml:space="preserve">マルチエンディング分岐管理 </w:t>
+      </w:r>
+    </w:p>
+    <w:p>
+      <w:pPr>
         <w:rPr>
           <w:b/>
           <w:bCs/>
         </w:rPr>
+      </w:pPr>
+      <w:r>
+        <w:rPr>
+          <w:b/>
+          <w:bCs/>
+        </w:rPr>
         <w:t>■ フェーズ5：モデル制作</w:t>
       </w:r>
     </w:p>
@@ -1938,17 +1995,56 @@
         </w:numPr>
       </w:pPr>
       <w:r>
-        <w:t xml:space="preserve">マップモデリング練習 </w:t>
-      </w:r>
-    </w:p>
-    <w:p>
-      <w:pPr>
-        <w:numPr>
-          <w:ilvl w:val="0"/>
+        <w:t>マップモデリング</w:t>
+      </w:r>
+    </w:p>
+    <w:p>
+      <w:pPr>
+        <w:numPr>
+          <w:ilvl w:val="1"/>
           <w:numId w:val="25"/>
         </w:numPr>
       </w:pPr>
       <w:r>
+        <w:t xml:space="preserve">マップ破壊演出 </w:t>
+      </w:r>
+    </w:p>
+    <w:p>
+      <w:pPr>
+        <w:numPr>
+          <w:ilvl w:val="1"/>
+          <w:numId w:val="25"/>
+        </w:numPr>
+      </w:pPr>
+      <w:r>
+        <w:rPr>
+          <w:rFonts w:hint="eastAsia"/>
+        </w:rPr>
+        <w:t>逆流する水（重力逆転演出）</w:t>
+      </w:r>
+    </w:p>
+    <w:p>
+      <w:pPr>
+        <w:numPr>
+          <w:ilvl w:val="1"/>
+          <w:numId w:val="25"/>
+        </w:numPr>
+      </w:pPr>
+      <w:r>
+        <w:rPr>
+          <w:rFonts w:hint="eastAsia"/>
+        </w:rPr>
+        <w:t>ギミック作成</w:t>
+      </w:r>
+    </w:p>
+    <w:p>
+      <w:pPr>
+        <w:numPr>
+          <w:ilvl w:val="0"/>
+          <w:numId w:val="25"/>
+        </w:numPr>
+      </w:pPr>
+      <w:r>
         <w:t xml:space="preserve">武器・アイテムモデル </w:t>
       </w:r>
     </w:p>
@@ -1993,34 +2089,10 @@
     </w:p>
     <w:p>
       <w:pPr>
-        <w:numPr>
-          <w:ilvl w:val="0"/>
-          <w:numId w:val="25"/>
-        </w:numPr>
-      </w:pPr>
-      <w:r>
-        <w:t xml:space="preserve">マップ破壊演出 </w:t>
-      </w:r>
-    </w:p>
-    <w:p>
-      <w:pPr>
-        <w:numPr>
-          <w:ilvl w:val="0"/>
-          <w:numId w:val="25"/>
-        </w:numPr>
-      </w:pPr>
-      <w:r>
-        <w:rPr>
-          <w:rFonts w:hint="eastAsia"/>
-        </w:rPr>
-        <w:t>逆流する水（重力逆転演出）</w:t>
-      </w:r>
-    </w:p>
-    <w:p>
-      <w:pPr>
         <w:ind w:left="720"/>
       </w:pPr>
     </w:p>
+    <w:p/>
     <w:p/>
     <w:sectPr>
       <w:pgSz w:w="11906" w:h="16838"/>
@@ -3397,7 +3469,7 @@
         <w:sz w:val="20"/>
       </w:rPr>
     </w:lvl>
-    <w:lvl w:ilvl="1" w:tentative="1">
+    <w:lvl w:ilvl="1">
       <w:start w:val="1"/>
       <w:numFmt w:val="bullet"/>
       <w:lvlText w:val="o"/>
@@ -4887,7 +4959,7 @@
         <w:sz w:val="20"/>
       </w:rPr>
     </w:lvl>
-    <w:lvl w:ilvl="1" w:tentative="1">
+    <w:lvl w:ilvl="1">
       <w:start w:val="1"/>
       <w:numFmt w:val="bullet"/>
       <w:lvlText w:val="o"/>
@@ -6502,6 +6574,7 @@
   <w:style w:type="paragraph" w:default="1" w:styleId="a">
     <w:name w:val="Normal"/>
     <w:qFormat/>
+    <w:rsid w:val="00A17213"/>
     <w:pPr>
       <w:widowControl w:val="0"/>
       <w:jc w:val="both"/>
